--- a/Catering_Present/WORKSHEET3-SYSTEM-REQUEST.docx
+++ b/Catering_Present/WORKSHEET3-SYSTEM-REQUEST.docx
@@ -883,6 +883,82 @@
     </w:p>
     <w:p>
       <w:pPr>
+        <w:spacing w:after="60" w:line="276" w:lineRule="auto" w:before="120"/>
+      </w:pPr>
+      <w:r>
+        <w:rPr>
+          <w:b/>
+          <w:color w:val="2C5282"/>
+        </w:rPr>
+        <w:t>I. Built-in Offline AI Assistant ("Chef Jay AI"):</w:t>
+      </w:r>
+    </w:p>
+    <w:p>
+      <w:pPr>
+        <w:spacing w:after="60" w:line="276" w:lineRule="auto"/>
+        <w:ind w:left="360"/>
+      </w:pPr>
+      <w:r>
+        <w:rPr>
+          <w:b/>
+          <w:color w:val="1B365D"/>
+        </w:rPr>
+        <w:t xml:space="preserve">• </w:t>
+      </w:r>
+      <w:r>
+        <w:t>Natural Language Query Engine: Custom-built offline NLP engine supporting query resolution in both English and Cebuano (Bisaya) for instant business intelligence (revenue, expenses, net profit, booking trends).</w:t>
+      </w:r>
+    </w:p>
+    <w:p>
+      <w:pPr>
+        <w:spacing w:after="60" w:line="276" w:lineRule="auto"/>
+        <w:ind w:left="360"/>
+      </w:pPr>
+      <w:r>
+        <w:rPr>
+          <w:b/>
+          <w:color w:val="1B365D"/>
+        </w:rPr>
+        <w:t xml:space="preserve">• </w:t>
+      </w:r>
+      <w:r>
+        <w:t>Actionable Execution Guardrails: Enables staff to perform actions (approve/cancel bookings, log payments, record expenses) via conversational prompts with structured confirm/cancel safety dialogs.</w:t>
+      </w:r>
+    </w:p>
+    <w:p>
+      <w:pPr>
+        <w:spacing w:after="60" w:line="276" w:lineRule="auto"/>
+        <w:ind w:left="360"/>
+      </w:pPr>
+      <w:r>
+        <w:rPr>
+          <w:b/>
+          <w:color w:val="1B365D"/>
+        </w:rPr>
+        <w:t xml:space="preserve">• </w:t>
+      </w:r>
+      <w:r>
+        <w:t>Dynamic Visual Analytics: Auto-generates QtCharts comparison graphs (e.g., month-over-month profit, revenue vs. expenses) rendered directly inside the chat interface.</w:t>
+      </w:r>
+    </w:p>
+    <w:p>
+      <w:pPr>
+        <w:spacing w:after="60" w:line="276" w:lineRule="auto"/>
+        <w:ind w:left="360"/>
+      </w:pPr>
+      <w:r>
+        <w:rPr>
+          <w:b/>
+          <w:color w:val="1B365D"/>
+        </w:rPr>
+        <w:t xml:space="preserve">• </w:t>
+      </w:r>
+      <w:r>
+        <w:t>Global Floating Mascot Widget: Interactive persistent floating widget ("Chef Jay") accessible across all application screens for quick assistance and operational shortcuts.</w:t>
+      </w:r>
+    </w:p>
+    <w:p>
+      <w:pPr>
         <w:keepNext/>
         <w:spacing w:before="280" w:after="80"/>
       </w:pPr>
@@ -1036,6 +1112,22 @@
         <w:t xml:space="preserve">• </w:t>
       </w:r>
       <w:r>
+        <w:t>Instant Conversational Business Intelligence: "Chef Jay AI" enables non-technical management to retrieve financial analytics instantly in Cebuano or English without writing queries or building manual spreadsheets.</w:t>
+      </w:r>
+    </w:p>
+    <w:p>
+      <w:pPr>
+        <w:spacing w:after="60" w:line="276" w:lineRule="auto"/>
+        <w:ind w:left="360"/>
+      </w:pPr>
+      <w:r>
+        <w:rPr>
+          <w:b/>
+          <w:color w:val="1B365D"/>
+        </w:rPr>
+        <w:t xml:space="preserve">• </w:t>
+      </w:r>
+      <w:r>
         <w:t>Improved Kitchen Coordination &amp; Accuracy: Itemized dish checklists reduce kitchen preparation errors and missing menu items during events.</w:t>
       </w:r>
     </w:p>
@@ -1115,6 +1207,22 @@
       </w:r>
       <w:r>
         <w:t>Technical Environment: Hybrid architecture utilizing Python 3.11, PySide6 (Qt for Python), PostgreSQL for the main PC hub, and standalone SQLite for the mobile/tablet client.</w:t>
+      </w:r>
+    </w:p>
+    <w:p>
+      <w:pPr>
+        <w:spacing w:after="60" w:line="276" w:lineRule="auto"/>
+        <w:ind w:left="360"/>
+      </w:pPr>
+      <w:r>
+        <w:rPr>
+          <w:b/>
+          <w:color w:val="1B365D"/>
+        </w:rPr>
+        <w:t xml:space="preserve">• </w:t>
+      </w:r>
+      <w:r>
+        <w:t>Zero-Cloud Offline AI Design: "Chef Jay AI" is engineered from scratch to operate 100% offline with zero external API calls, zero cloud data transfer, and zero subscription costs.</w:t>
       </w:r>
     </w:p>
     <w:p>
